--- a/tillsyn/Tyresta naturreservat med skogsbruk tillsynsbegäran.docx
+++ b/tillsyn/Tyresta naturreservat med skogsbruk tillsynsbegäran.docx
@@ -12,7 +12,7 @@
     </w:p>
     <w:p>
       <w:r>
-        <w:t>Denna tillsynsbegäran behandlar höga naturvärden i avverkningsanmälan Tyresta naturreservat med skogsbruk i Haninge kommun som inkom 2026-07-15 och omfattar 237,7 ha.</w:t>
+        <w:t>Denna tillsynsbegäran behandlar höga naturvärden i avverkningsanmälan Tyresta naturreservat med skogsbruk i Haninge kommun som inkom 2026-07-16 och omfattar 237,7 ha.</w:t>
       </w:r>
     </w:p>
     <w:p>
@@ -2742,7 +2742,7 @@
     <w:r>
       <w:tab/>
       <w:tab/>
-      <w:t>2026-07-15</w:t>
+      <w:t>2026-07-16</w:t>
       <w:br/>
       <w:br/>
     </w:r>

--- a/tillsyn/Tyresta naturreservat med skogsbruk tillsynsbegäran.docx
+++ b/tillsyn/Tyresta naturreservat med skogsbruk tillsynsbegäran.docx
@@ -12,7 +12,7 @@
     </w:p>
     <w:p>
       <w:r>
-        <w:t>Denna tillsynsbegäran behandlar höga naturvärden i avverkningsanmälan Tyresta naturreservat med skogsbruk i Haninge kommun som inkom 2026-07-16 och omfattar 237,7 ha.</w:t>
+        <w:t>Denna tillsynsbegäran behandlar höga naturvärden i avverkningsanmälan Tyresta naturreservat med skogsbruk i Haninge kommun som inkom 2026-07-17 och omfattar 237,7 ha.</w:t>
       </w:r>
     </w:p>
     <w:p>
@@ -2742,7 +2742,7 @@
     <w:r>
       <w:tab/>
       <w:tab/>
-      <w:t>2026-07-16</w:t>
+      <w:t>2026-07-17</w:t>
       <w:br/>
       <w:br/>
     </w:r>

--- a/tillsyn/Tyresta naturreservat med skogsbruk tillsynsbegäran.docx
+++ b/tillsyn/Tyresta naturreservat med skogsbruk tillsynsbegäran.docx
@@ -12,7 +12,7 @@
     </w:p>
     <w:p>
       <w:r>
-        <w:t>Denna tillsynsbegäran behandlar höga naturvärden i avverkningsanmälan Tyresta naturreservat med skogsbruk i Haninge kommun som inkom 2026-07-17 och omfattar 237,7 ha.</w:t>
+        <w:t>Denna tillsynsbegäran behandlar höga naturvärden i avverkningsanmälan Tyresta naturreservat med skogsbruk i Haninge kommun som inkom 2026-07-18 och omfattar 237,7 ha.</w:t>
       </w:r>
     </w:p>
     <w:p>
@@ -2742,7 +2742,7 @@
     <w:r>
       <w:tab/>
       <w:tab/>
-      <w:t>2026-07-17</w:t>
+      <w:t>2026-07-18</w:t>
       <w:br/>
       <w:br/>
     </w:r>

--- a/tillsyn/Tyresta naturreservat med skogsbruk tillsynsbegäran.docx
+++ b/tillsyn/Tyresta naturreservat med skogsbruk tillsynsbegäran.docx
@@ -12,7 +12,7 @@
     </w:p>
     <w:p>
       <w:r>
-        <w:t>Denna tillsynsbegäran behandlar höga naturvärden i avverkningsanmälan Tyresta naturreservat med skogsbruk i Haninge kommun som inkom 2026-07-18 och omfattar 237,7 ha.</w:t>
+        <w:t>Denna tillsynsbegäran behandlar höga naturvärden i avverkningsanmälan Tyresta naturreservat med skogsbruk i Haninge kommun som inkom 2026-07-19 och omfattar 237,7 ha.</w:t>
       </w:r>
     </w:p>
     <w:p>
@@ -2742,7 +2742,7 @@
     <w:r>
       <w:tab/>
       <w:tab/>
-      <w:t>2026-07-18</w:t>
+      <w:t>2026-07-19</w:t>
       <w:br/>
       <w:br/>
     </w:r>

--- a/tillsyn/Tyresta naturreservat med skogsbruk tillsynsbegäran.docx
+++ b/tillsyn/Tyresta naturreservat med skogsbruk tillsynsbegäran.docx
@@ -12,7 +12,7 @@
     </w:p>
     <w:p>
       <w:r>
-        <w:t>Denna tillsynsbegäran behandlar höga naturvärden i avverkningsanmälan Tyresta naturreservat med skogsbruk i Haninge kommun som inkom 2026-07-19 och omfattar 237,7 ha.</w:t>
+        <w:t>Denna tillsynsbegäran behandlar höga naturvärden i avverkningsanmälan Tyresta naturreservat med skogsbruk i Haninge kommun som inkom 2026-07-20 och omfattar 237,7 ha.</w:t>
       </w:r>
     </w:p>
     <w:p>
@@ -2742,7 +2742,7 @@
     <w:r>
       <w:tab/>
       <w:tab/>
-      <w:t>2026-07-19</w:t>
+      <w:t>2026-07-20</w:t>
       <w:br/>
       <w:br/>
     </w:r>

--- a/tillsyn/Tyresta naturreservat med skogsbruk tillsynsbegäran.docx
+++ b/tillsyn/Tyresta naturreservat med skogsbruk tillsynsbegäran.docx
@@ -12,7 +12,7 @@
     </w:p>
     <w:p>
       <w:r>
-        <w:t>Denna tillsynsbegäran behandlar höga naturvärden i avverkningsanmälan Tyresta naturreservat med skogsbruk i Haninge kommun som inkom 2026-07-20 och omfattar 237,7 ha.</w:t>
+        <w:t>Denna tillsynsbegäran behandlar höga naturvärden i avverkningsanmälan Tyresta naturreservat med skogsbruk i Haninge kommun som inkom 2026-07-21 och omfattar 237,7 ha.</w:t>
       </w:r>
     </w:p>
     <w:p>
@@ -2742,7 +2742,7 @@
     <w:r>
       <w:tab/>
       <w:tab/>
-      <w:t>2026-07-20</w:t>
+      <w:t>2026-07-21</w:t>
       <w:br/>
       <w:br/>
     </w:r>

--- a/tillsyn/Tyresta naturreservat med skogsbruk tillsynsbegäran.docx
+++ b/tillsyn/Tyresta naturreservat med skogsbruk tillsynsbegäran.docx
@@ -12,7 +12,7 @@
     </w:p>
     <w:p>
       <w:r>
-        <w:t>Denna tillsynsbegäran behandlar höga naturvärden i avverkningsanmälan Tyresta naturreservat med skogsbruk i Haninge kommun som inkom 2026-07-21 och omfattar 237,7 ha.</w:t>
+        <w:t>Denna tillsynsbegäran behandlar höga naturvärden i avverkningsanmälan Tyresta naturreservat med skogsbruk i Haninge kommun som inkom 2026-07-22 och omfattar 237,7 ha.</w:t>
       </w:r>
     </w:p>
     <w:p>
@@ -2742,7 +2742,7 @@
     <w:r>
       <w:tab/>
       <w:tab/>
-      <w:t>2026-07-21</w:t>
+      <w:t>2026-07-22</w:t>
       <w:br/>
       <w:br/>
     </w:r>

--- a/tillsyn/Tyresta naturreservat med skogsbruk tillsynsbegäran.docx
+++ b/tillsyn/Tyresta naturreservat med skogsbruk tillsynsbegäran.docx
@@ -12,7 +12,7 @@
     </w:p>
     <w:p>
       <w:r>
-        <w:t>Denna tillsynsbegäran behandlar höga naturvärden i avverkningsanmälan Tyresta naturreservat med skogsbruk i Haninge kommun som inkom 2026-07-22 och omfattar 237,7 ha.</w:t>
+        <w:t>Denna tillsynsbegäran behandlar höga naturvärden i avverkningsanmälan Tyresta naturreservat med skogsbruk i Haninge kommun som inkom 2026-07-23 och omfattar 237,7 ha.</w:t>
       </w:r>
     </w:p>
     <w:p>
@@ -2742,7 +2742,7 @@
     <w:r>
       <w:tab/>
       <w:tab/>
-      <w:t>2026-07-22</w:t>
+      <w:t>2026-07-23</w:t>
       <w:br/>
       <w:br/>
     </w:r>

--- a/tillsyn/Tyresta naturreservat med skogsbruk tillsynsbegäran.docx
+++ b/tillsyn/Tyresta naturreservat med skogsbruk tillsynsbegäran.docx
@@ -12,7 +12,7 @@
     </w:p>
     <w:p>
       <w:r>
-        <w:t>Denna tillsynsbegäran behandlar höga naturvärden i avverkningsanmälan Tyresta naturreservat med skogsbruk i Haninge kommun som inkom 2026-07-23 och omfattar 237,7 ha.</w:t>
+        <w:t>Denna tillsynsbegäran behandlar höga naturvärden i avverkningsanmälan Tyresta naturreservat med skogsbruk i Haninge kommun som inkom 2026-07-24 och omfattar 237,7 ha.</w:t>
       </w:r>
     </w:p>
     <w:p>
@@ -2742,7 +2742,7 @@
     <w:r>
       <w:tab/>
       <w:tab/>
-      <w:t>2026-07-23</w:t>
+      <w:t>2026-07-24</w:t>
       <w:br/>
       <w:br/>
     </w:r>

--- a/tillsyn/Tyresta naturreservat med skogsbruk tillsynsbegäran.docx
+++ b/tillsyn/Tyresta naturreservat med skogsbruk tillsynsbegäran.docx
@@ -12,7 +12,7 @@
     </w:p>
     <w:p>
       <w:r>
-        <w:t>Denna tillsynsbegäran behandlar höga naturvärden i avverkningsanmälan Tyresta naturreservat med skogsbruk i Haninge kommun som inkom 2026-07-24 och omfattar 237,7 ha.</w:t>
+        <w:t>Denna tillsynsbegäran behandlar höga naturvärden i avverkningsanmälan Tyresta naturreservat med skogsbruk i Haninge kommun som inkom 2026-07-25 och omfattar 237,7 ha.</w:t>
       </w:r>
     </w:p>
     <w:p>
@@ -22,7 +22,7 @@
       <w:r>
         <w:drawing>
           <wp:inline xmlns:a="http://schemas.openxmlformats.org/drawingml/2006/main" xmlns:pic="http://schemas.openxmlformats.org/drawingml/2006/picture">
-            <wp:extent cx="5486400" cy="4580977"/>
+            <wp:extent cx="5486400" cy="4578394"/>
             <wp:docPr id="1" name="Picture 1"/>
             <wp:cNvGraphicFramePr>
               <a:graphicFrameLocks noChangeAspect="1"/>
@@ -43,7 +43,7 @@
                   <pic:spPr>
                     <a:xfrm>
                       <a:off x="0" y="0"/>
-                      <a:ext cx="5486400" cy="4580977"/>
+                      <a:ext cx="5486400" cy="4578394"/>
                     </a:xfrm>
                     <a:prstGeom prst="rect"/>
                   </pic:spPr>
@@ -2742,7 +2742,7 @@
     <w:r>
       <w:tab/>
       <w:tab/>
-      <w:t>2026-07-24</w:t>
+      <w:t>2026-07-25</w:t>
       <w:br/>
       <w:br/>
     </w:r>

--- a/tillsyn/Tyresta naturreservat med skogsbruk tillsynsbegäran.docx
+++ b/tillsyn/Tyresta naturreservat med skogsbruk tillsynsbegäran.docx
@@ -12,7 +12,7 @@
     </w:p>
     <w:p>
       <w:r>
-        <w:t>Denna tillsynsbegäran behandlar höga naturvärden i avverkningsanmälan Tyresta naturreservat med skogsbruk i Haninge kommun som inkom 2026-07-25 och omfattar 237,7 ha.</w:t>
+        <w:t>Denna tillsynsbegäran behandlar höga naturvärden i avverkningsanmälan Tyresta naturreservat med skogsbruk i Haninge kommun som inkom 2026-07-26 och omfattar 237,7 ha.</w:t>
       </w:r>
     </w:p>
     <w:p>
@@ -2742,7 +2742,7 @@
     <w:r>
       <w:tab/>
       <w:tab/>
-      <w:t>2026-07-25</w:t>
+      <w:t>2026-07-26</w:t>
       <w:br/>
       <w:br/>
     </w:r>

--- a/tillsyn/Tyresta naturreservat med skogsbruk tillsynsbegäran.docx
+++ b/tillsyn/Tyresta naturreservat med skogsbruk tillsynsbegäran.docx
@@ -12,7 +12,7 @@
     </w:p>
     <w:p>
       <w:r>
-        <w:t>Denna tillsynsbegäran behandlar höga naturvärden i avverkningsanmälan Tyresta naturreservat med skogsbruk i Haninge kommun som inkom 2026-07-26 och omfattar 237,7 ha.</w:t>
+        <w:t>Denna tillsynsbegäran behandlar höga naturvärden i avverkningsanmälan Tyresta naturreservat med skogsbruk i Haninge kommun som inkom 2026-07-27 och omfattar 237,7 ha.</w:t>
       </w:r>
     </w:p>
     <w:p>
@@ -2742,7 +2742,7 @@
     <w:r>
       <w:tab/>
       <w:tab/>
-      <w:t>2026-07-26</w:t>
+      <w:t>2026-07-27</w:t>
       <w:br/>
       <w:br/>
     </w:r>

--- a/tillsyn/Tyresta naturreservat med skogsbruk tillsynsbegäran.docx
+++ b/tillsyn/Tyresta naturreservat med skogsbruk tillsynsbegäran.docx
@@ -12,7 +12,7 @@
     </w:p>
     <w:p>
       <w:r>
-        <w:t>Denna tillsynsbegäran behandlar höga naturvärden i avverkningsanmälan Tyresta naturreservat med skogsbruk i Haninge kommun som inkom 2026-07-27 och omfattar 237,7 ha.</w:t>
+        <w:t>Denna tillsynsbegäran behandlar höga naturvärden i avverkningsanmälan Tyresta naturreservat med skogsbruk i Haninge kommun som inkom 2026-07-28 och omfattar 237,7 ha.</w:t>
       </w:r>
     </w:p>
     <w:p>
@@ -22,7 +22,7 @@
       <w:r>
         <w:drawing>
           <wp:inline xmlns:a="http://schemas.openxmlformats.org/drawingml/2006/main" xmlns:pic="http://schemas.openxmlformats.org/drawingml/2006/picture">
-            <wp:extent cx="5486400" cy="4578394"/>
+            <wp:extent cx="5486400" cy="4576685"/>
             <wp:docPr id="1" name="Picture 1"/>
             <wp:cNvGraphicFramePr>
               <a:graphicFrameLocks noChangeAspect="1"/>
@@ -43,7 +43,7 @@
                   <pic:spPr>
                     <a:xfrm>
                       <a:off x="0" y="0"/>
-                      <a:ext cx="5486400" cy="4578394"/>
+                      <a:ext cx="5486400" cy="4576685"/>
                     </a:xfrm>
                     <a:prstGeom prst="rect"/>
                   </pic:spPr>
@@ -2742,7 +2742,7 @@
     <w:r>
       <w:tab/>
       <w:tab/>
-      <w:t>2026-07-27</w:t>
+      <w:t>2026-07-28</w:t>
       <w:br/>
       <w:br/>
     </w:r>

--- a/tillsyn/Tyresta naturreservat med skogsbruk tillsynsbegäran.docx
+++ b/tillsyn/Tyresta naturreservat med skogsbruk tillsynsbegäran.docx
@@ -12,7 +12,7 @@
     </w:p>
     <w:p>
       <w:r>
-        <w:t>Denna tillsynsbegäran behandlar höga naturvärden i avverkningsanmälan Tyresta naturreservat med skogsbruk i Haninge kommun som inkom 2026-07-28 och omfattar 237,7 ha.</w:t>
+        <w:t>Denna tillsynsbegäran behandlar höga naturvärden i avverkningsanmälan Tyresta naturreservat med skogsbruk i Haninge kommun som inkom 2026-07-29 och omfattar 237,7 ha.</w:t>
       </w:r>
     </w:p>
     <w:p>
@@ -2742,7 +2742,7 @@
     <w:r>
       <w:tab/>
       <w:tab/>
-      <w:t>2026-07-28</w:t>
+      <w:t>2026-07-29</w:t>
       <w:br/>
       <w:br/>
     </w:r>

--- a/tillsyn/Tyresta naturreservat med skogsbruk tillsynsbegäran.docx
+++ b/tillsyn/Tyresta naturreservat med skogsbruk tillsynsbegäran.docx
@@ -12,7 +12,7 @@
     </w:p>
     <w:p>
       <w:r>
-        <w:t>Denna tillsynsbegäran behandlar höga naturvärden i avverkningsanmälan Tyresta naturreservat med skogsbruk i Haninge kommun som inkom 2026-07-29 och omfattar 237,7 ha.</w:t>
+        <w:t>Denna tillsynsbegäran behandlar höga naturvärden i avverkningsanmälan Tyresta naturreservat med skogsbruk i Haninge kommun som inkom 2026-07-30 och omfattar 237,7 ha.</w:t>
       </w:r>
     </w:p>
     <w:p>
@@ -2742,7 +2742,7 @@
     <w:r>
       <w:tab/>
       <w:tab/>
-      <w:t>2026-07-29</w:t>
+      <w:t>2026-07-30</w:t>
       <w:br/>
       <w:br/>
     </w:r>

--- a/tillsyn/Tyresta naturreservat med skogsbruk tillsynsbegäran.docx
+++ b/tillsyn/Tyresta naturreservat med skogsbruk tillsynsbegäran.docx
@@ -12,7 +12,7 @@
     </w:p>
     <w:p>
       <w:r>
-        <w:t>Denna tillsynsbegäran behandlar höga naturvärden i avverkningsanmälan Tyresta naturreservat med skogsbruk i Haninge kommun som inkom 2026-07-30 och omfattar 237,7 ha.</w:t>
+        <w:t>Denna tillsynsbegäran behandlar höga naturvärden i avverkningsanmälan Tyresta naturreservat med skogsbruk i Haninge kommun som inkom 2026-07-31 och omfattar 237,7 ha.</w:t>
       </w:r>
     </w:p>
     <w:p>
@@ -2742,7 +2742,7 @@
     <w:r>
       <w:tab/>
       <w:tab/>
-      <w:t>2026-07-30</w:t>
+      <w:t>2026-07-31</w:t>
       <w:br/>
       <w:br/>
     </w:r>

--- a/tillsyn/Tyresta naturreservat med skogsbruk tillsynsbegäran.docx
+++ b/tillsyn/Tyresta naturreservat med skogsbruk tillsynsbegäran.docx
@@ -12,7 +12,7 @@
     </w:p>
     <w:p>
       <w:r>
-        <w:t>Denna tillsynsbegäran behandlar höga naturvärden i avverkningsanmälan Tyresta naturreservat med skogsbruk i Haninge kommun som inkom 2026-07-31 och omfattar 237,7 ha.</w:t>
+        <w:t>Denna tillsynsbegäran behandlar höga naturvärden i avverkningsanmälan Tyresta naturreservat med skogsbruk i Haninge kommun som inkom 2026-08-01 och omfattar 237,7 ha.</w:t>
       </w:r>
     </w:p>
     <w:p>
@@ -2742,7 +2742,7 @@
     <w:r>
       <w:tab/>
       <w:tab/>
-      <w:t>2026-07-31</w:t>
+      <w:t>2026-08-01</w:t>
       <w:br/>
       <w:br/>
     </w:r>

--- a/tillsyn/Tyresta naturreservat med skogsbruk tillsynsbegäran.docx
+++ b/tillsyn/Tyresta naturreservat med skogsbruk tillsynsbegäran.docx
@@ -12,7 +12,7 @@
     </w:p>
     <w:p>
       <w:r>
-        <w:t>Denna tillsynsbegäran behandlar höga naturvärden i avverkningsanmälan Tyresta naturreservat med skogsbruk i Haninge kommun som inkom 2026-08-01 och omfattar 237,7 ha.</w:t>
+        <w:t>Denna tillsynsbegäran behandlar höga naturvärden i avverkningsanmälan Tyresta naturreservat med skogsbruk i Haninge kommun som inkom 2026-08-02 och omfattar 237,7 ha.</w:t>
       </w:r>
     </w:p>
     <w:p>
@@ -2742,7 +2742,7 @@
     <w:r>
       <w:tab/>
       <w:tab/>
-      <w:t>2026-08-01</w:t>
+      <w:t>2026-08-02</w:t>
       <w:br/>
       <w:br/>
     </w:r>

--- a/tillsyn/Tyresta naturreservat med skogsbruk tillsynsbegäran.docx
+++ b/tillsyn/Tyresta naturreservat med skogsbruk tillsynsbegäran.docx
@@ -12,7 +12,7 @@
     </w:p>
     <w:p>
       <w:r>
-        <w:t>Denna tillsynsbegäran behandlar höga naturvärden i avverkningsanmälan Tyresta naturreservat med skogsbruk i Haninge kommun som inkom 2026-08-02 och omfattar 237,7 ha.</w:t>
+        <w:t>Denna tillsynsbegäran behandlar höga naturvärden i avverkningsanmälan Tyresta naturreservat med skogsbruk i Haninge kommun som inkom 2026-08-03 och omfattar 237,7 ha.</w:t>
       </w:r>
     </w:p>
     <w:p>
@@ -2742,7 +2742,7 @@
     <w:r>
       <w:tab/>
       <w:tab/>
-      <w:t>2026-08-02</w:t>
+      <w:t>2026-08-03</w:t>
       <w:br/>
       <w:br/>
     </w:r>

--- a/tillsyn/Tyresta naturreservat med skogsbruk tillsynsbegäran.docx
+++ b/tillsyn/Tyresta naturreservat med skogsbruk tillsynsbegäran.docx
@@ -12,7 +12,7 @@
     </w:p>
     <w:p>
       <w:r>
-        <w:t>Denna tillsynsbegäran behandlar höga naturvärden i avverkningsanmälan Tyresta naturreservat med skogsbruk i Haninge kommun som inkom 2026-08-03 och omfattar 237,7 ha.</w:t>
+        <w:t>Denna tillsynsbegäran behandlar höga naturvärden i avverkningsanmälan Tyresta naturreservat med skogsbruk i Haninge kommun som inkom 2026-08-06 och omfattar 237,7 ha.</w:t>
       </w:r>
     </w:p>
     <w:p>
@@ -2742,7 +2742,7 @@
     <w:r>
       <w:tab/>
       <w:tab/>
-      <w:t>2026-08-03</w:t>
+      <w:t>2026-08-06</w:t>
       <w:br/>
       <w:br/>
     </w:r>

--- a/tillsyn/Tyresta naturreservat med skogsbruk tillsynsbegäran.docx
+++ b/tillsyn/Tyresta naturreservat med skogsbruk tillsynsbegäran.docx
@@ -12,7 +12,7 @@
     </w:p>
     <w:p>
       <w:r>
-        <w:t>Denna tillsynsbegäran behandlar höga naturvärden i avverkningsanmälan Tyresta naturreservat med skogsbruk i Haninge kommun som inkom 2026-08-06 och omfattar 237,7 ha.</w:t>
+        <w:t>Denna tillsynsbegäran behandlar höga naturvärden i avverkningsanmälan Tyresta naturreservat med skogsbruk i Haninge kommun som inkom 2026-08-07 och omfattar 237,7 ha.</w:t>
       </w:r>
     </w:p>
     <w:p>
@@ -2742,7 +2742,7 @@
     <w:r>
       <w:tab/>
       <w:tab/>
-      <w:t>2026-08-06</w:t>
+      <w:t>2026-08-07</w:t>
       <w:br/>
       <w:br/>
     </w:r>

--- a/tillsyn/Tyresta naturreservat med skogsbruk tillsynsbegäran.docx
+++ b/tillsyn/Tyresta naturreservat med skogsbruk tillsynsbegäran.docx
@@ -12,7 +12,7 @@
     </w:p>
     <w:p>
       <w:r>
-        <w:t>Denna tillsynsbegäran behandlar höga naturvärden i avverkningsanmälan Tyresta naturreservat med skogsbruk i Haninge kommun som inkom 2026-08-07 och omfattar 237,7 ha.</w:t>
+        <w:t>Denna tillsynsbegäran behandlar höga naturvärden i avverkningsanmälan Tyresta naturreservat med skogsbruk i Haninge kommun som inkom 2026-08-08 och omfattar 237,7 ha.</w:t>
       </w:r>
     </w:p>
     <w:p>
@@ -2742,7 +2742,7 @@
     <w:r>
       <w:tab/>
       <w:tab/>
-      <w:t>2026-08-07</w:t>
+      <w:t>2026-08-08</w:t>
       <w:br/>
       <w:br/>
     </w:r>

--- a/tillsyn/Tyresta naturreservat med skogsbruk tillsynsbegäran.docx
+++ b/tillsyn/Tyresta naturreservat med skogsbruk tillsynsbegäran.docx
@@ -12,7 +12,7 @@
     </w:p>
     <w:p>
       <w:r>
-        <w:t>Denna tillsynsbegäran behandlar höga naturvärden i avverkningsanmälan Tyresta naturreservat med skogsbruk i Haninge kommun som inkom 2026-08-08 och omfattar 237,7 ha.</w:t>
+        <w:t>Denna tillsynsbegäran behandlar höga naturvärden i avverkningsanmälan Tyresta naturreservat med skogsbruk i Haninge kommun som inkom 2026-08-09 och omfattar 237,7 ha.</w:t>
       </w:r>
     </w:p>
     <w:p>
@@ -2742,7 +2742,7 @@
     <w:r>
       <w:tab/>
       <w:tab/>
-      <w:t>2026-08-08</w:t>
+      <w:t>2026-08-09</w:t>
       <w:br/>
       <w:br/>
     </w:r>

--- a/tillsyn/Tyresta naturreservat med skogsbruk tillsynsbegäran.docx
+++ b/tillsyn/Tyresta naturreservat med skogsbruk tillsynsbegäran.docx
@@ -12,7 +12,7 @@
     </w:p>
     <w:p>
       <w:r>
-        <w:t>Denna tillsynsbegäran behandlar höga naturvärden i avverkningsanmälan Tyresta naturreservat med skogsbruk i Haninge kommun som inkom 2026-08-09 och omfattar 237,7 ha.</w:t>
+        <w:t>Denna tillsynsbegäran behandlar höga naturvärden i avverkningsanmälan Tyresta naturreservat med skogsbruk i Haninge kommun som inkom 2026-08-10 och omfattar 237,7 ha.</w:t>
       </w:r>
     </w:p>
     <w:p>
@@ -2742,7 +2742,7 @@
     <w:r>
       <w:tab/>
       <w:tab/>
-      <w:t>2026-08-09</w:t>
+      <w:t>2026-08-10</w:t>
       <w:br/>
       <w:br/>
     </w:r>

--- a/tillsyn/Tyresta naturreservat med skogsbruk tillsynsbegäran.docx
+++ b/tillsyn/Tyresta naturreservat med skogsbruk tillsynsbegäran.docx
@@ -12,7 +12,7 @@
     </w:p>
     <w:p>
       <w:r>
-        <w:t>Denna tillsynsbegäran behandlar höga naturvärden i avverkningsanmälan Tyresta naturreservat med skogsbruk i Haninge kommun som inkom 2026-08-10 och omfattar 237,7 ha.</w:t>
+        <w:t>Denna tillsynsbegäran behandlar höga naturvärden i avverkningsanmälan Tyresta naturreservat med skogsbruk i Haninge kommun som inkom 2026-08-11 och omfattar 237,7 ha.</w:t>
       </w:r>
     </w:p>
     <w:p>
@@ -2742,7 +2742,7 @@
     <w:r>
       <w:tab/>
       <w:tab/>
-      <w:t>2026-08-10</w:t>
+      <w:t>2026-08-11</w:t>
       <w:br/>
       <w:br/>
     </w:r>

--- a/tillsyn/Tyresta naturreservat med skogsbruk tillsynsbegäran.docx
+++ b/tillsyn/Tyresta naturreservat med skogsbruk tillsynsbegäran.docx
@@ -12,7 +12,7 @@
     </w:p>
     <w:p>
       <w:r>
-        <w:t>Denna tillsynsbegäran behandlar höga naturvärden i avverkningsanmälan Tyresta naturreservat med skogsbruk i Haninge kommun som inkom 2026-08-11 och omfattar 237,7 ha.</w:t>
+        <w:t>Denna tillsynsbegäran behandlar höga naturvärden i avverkningsanmälan Tyresta naturreservat med skogsbruk i Haninge kommun som inkom 2026-08-12 och omfattar 237,7 ha.</w:t>
       </w:r>
     </w:p>
     <w:p>
@@ -22,7 +22,7 @@
       <w:r>
         <w:drawing>
           <wp:inline xmlns:a="http://schemas.openxmlformats.org/drawingml/2006/main" xmlns:pic="http://schemas.openxmlformats.org/drawingml/2006/picture">
-            <wp:extent cx="5486400" cy="4576685"/>
+            <wp:extent cx="5486400" cy="4576255"/>
             <wp:docPr id="1" name="Picture 1"/>
             <wp:cNvGraphicFramePr>
               <a:graphicFrameLocks noChangeAspect="1"/>
@@ -43,7 +43,7 @@
                   <pic:spPr>
                     <a:xfrm>
                       <a:off x="0" y="0"/>
-                      <a:ext cx="5486400" cy="4576685"/>
+                      <a:ext cx="5486400" cy="4576255"/>
                     </a:xfrm>
                     <a:prstGeom prst="rect"/>
                   </pic:spPr>
@@ -2742,7 +2742,7 @@
     <w:r>
       <w:tab/>
       <w:tab/>
-      <w:t>2026-08-11</w:t>
+      <w:t>2026-08-12</w:t>
       <w:br/>
       <w:br/>
     </w:r>

--- a/tillsyn/Tyresta naturreservat med skogsbruk tillsynsbegäran.docx
+++ b/tillsyn/Tyresta naturreservat med skogsbruk tillsynsbegäran.docx
@@ -12,7 +12,7 @@
     </w:p>
     <w:p>
       <w:r>
-        <w:t>Denna tillsynsbegäran behandlar höga naturvärden i avverkningsanmälan Tyresta naturreservat med skogsbruk i Haninge kommun som inkom 2026-08-12 och omfattar 237,7 ha.</w:t>
+        <w:t>Denna tillsynsbegäran behandlar höga naturvärden i avverkningsanmälan Tyresta naturreservat med skogsbruk i Haninge kommun som inkom 2026-08-13 och omfattar 237,7 ha.</w:t>
       </w:r>
     </w:p>
     <w:p>
@@ -2742,7 +2742,7 @@
     <w:r>
       <w:tab/>
       <w:tab/>
-      <w:t>2026-08-12</w:t>
+      <w:t>2026-08-13</w:t>
       <w:br/>
       <w:br/>
     </w:r>

--- a/tillsyn/Tyresta naturreservat med skogsbruk tillsynsbegäran.docx
+++ b/tillsyn/Tyresta naturreservat med skogsbruk tillsynsbegäran.docx
@@ -12,7 +12,7 @@
     </w:p>
     <w:p>
       <w:r>
-        <w:t>Denna tillsynsbegäran behandlar höga naturvärden i avverkningsanmälan Tyresta naturreservat med skogsbruk i Haninge kommun som inkom 2026-08-13 och omfattar 237,7 ha.</w:t>
+        <w:t>Denna tillsynsbegäran behandlar höga naturvärden i avverkningsanmälan Tyresta naturreservat med skogsbruk i Haninge kommun som inkom 2026-08-14 och omfattar 237,7 ha.</w:t>
       </w:r>
     </w:p>
     <w:p>
@@ -22,7 +22,7 @@
       <w:r>
         <w:drawing>
           <wp:inline xmlns:a="http://schemas.openxmlformats.org/drawingml/2006/main" xmlns:pic="http://schemas.openxmlformats.org/drawingml/2006/picture">
-            <wp:extent cx="5486400" cy="4576255"/>
+            <wp:extent cx="5486400" cy="4580542"/>
             <wp:docPr id="1" name="Picture 1"/>
             <wp:cNvGraphicFramePr>
               <a:graphicFrameLocks noChangeAspect="1"/>
@@ -43,7 +43,7 @@
                   <pic:spPr>
                     <a:xfrm>
                       <a:off x="0" y="0"/>
-                      <a:ext cx="5486400" cy="4576255"/>
+                      <a:ext cx="5486400" cy="4580542"/>
                     </a:xfrm>
                     <a:prstGeom prst="rect"/>
                   </pic:spPr>
@@ -2742,7 +2742,7 @@
     <w:r>
       <w:tab/>
       <w:tab/>
-      <w:t>2026-08-13</w:t>
+      <w:t>2026-08-14</w:t>
       <w:br/>
       <w:br/>
     </w:r>

--- a/tillsyn/Tyresta naturreservat med skogsbruk tillsynsbegäran.docx
+++ b/tillsyn/Tyresta naturreservat med skogsbruk tillsynsbegäran.docx
@@ -12,7 +12,7 @@
     </w:p>
     <w:p>
       <w:r>
-        <w:t>Denna tillsynsbegäran behandlar höga naturvärden i avverkningsanmälan Tyresta naturreservat med skogsbruk i Haninge kommun som inkom 2026-08-14 och omfattar 237,7 ha.</w:t>
+        <w:t>Denna tillsynsbegäran behandlar höga naturvärden i avverkningsanmälan Tyresta naturreservat med skogsbruk i Haninge kommun som inkom 2026-08-15 och omfattar 237,7 ha.</w:t>
       </w:r>
     </w:p>
     <w:p>
@@ -22,7 +22,7 @@
       <w:r>
         <w:drawing>
           <wp:inline xmlns:a="http://schemas.openxmlformats.org/drawingml/2006/main" xmlns:pic="http://schemas.openxmlformats.org/drawingml/2006/picture">
-            <wp:extent cx="5486400" cy="4580542"/>
+            <wp:extent cx="5486400" cy="4576255"/>
             <wp:docPr id="1" name="Picture 1"/>
             <wp:cNvGraphicFramePr>
               <a:graphicFrameLocks noChangeAspect="1"/>
@@ -43,7 +43,7 @@
                   <pic:spPr>
                     <a:xfrm>
                       <a:off x="0" y="0"/>
-                      <a:ext cx="5486400" cy="4580542"/>
+                      <a:ext cx="5486400" cy="4576255"/>
                     </a:xfrm>
                     <a:prstGeom prst="rect"/>
                   </pic:spPr>
@@ -60,7 +60,7 @@
         <w:spacing w:after="240"/>
       </w:pPr>
       <w:r>
-        <w:t>Figur 1. Fyndplatser för naturvårdsarter i och inom 25 meter från avverkningsanmälan. Markörer utan svart kant är placerade på fyndplatsen. Markörer med svart kant är placerade vid sidan av fyndplatsen har ett svart streck som visar fyndplatsens exakta position. Kartans mittpunktskoordinat är N 6562815, E 688993 i SWEREF 99 TM.</w:t>
+        <w:t>Figur 1. Fyndplatser för naturvårdsarter i och inom 25 meter från avverkningsanmälan. Markörer utan svart kant är placerade på fyndplatsen. Markörer med svart kant är placerade vid sidan av fyndplatsen och har ett svart streck som visar fyndplatsens exakta position. Kartans mittpunktskoordinat är N 6562815, E 688993 i SWEREF 99 TM.</w:t>
       </w:r>
     </w:p>
     <w:p>
@@ -2742,7 +2742,7 @@
     <w:r>
       <w:tab/>
       <w:tab/>
-      <w:t>2026-08-14</w:t>
+      <w:t>2026-08-15</w:t>
       <w:br/>
       <w:br/>
     </w:r>

--- a/tillsyn/Tyresta naturreservat med skogsbruk tillsynsbegäran.docx
+++ b/tillsyn/Tyresta naturreservat med skogsbruk tillsynsbegäran.docx
@@ -12,7 +12,7 @@
     </w:p>
     <w:p>
       <w:r>
-        <w:t>Denna tillsynsbegäran behandlar höga naturvärden i avverkningsanmälan Tyresta naturreservat med skogsbruk i Haninge kommun som inkom 2026-08-15 och omfattar 237,7 ha.</w:t>
+        <w:t>Denna tillsynsbegäran behandlar höga naturvärden i avverkningsanmälan Tyresta naturreservat med skogsbruk i Haninge kommun som inkom 2026-08-16 och omfattar 237,7 ha.</w:t>
       </w:r>
     </w:p>
     <w:p>
@@ -2742,7 +2742,7 @@
     <w:r>
       <w:tab/>
       <w:tab/>
-      <w:t>2026-08-15</w:t>
+      <w:t>2026-08-16</w:t>
       <w:br/>
       <w:br/>
     </w:r>

--- a/tillsyn/Tyresta naturreservat med skogsbruk tillsynsbegäran.docx
+++ b/tillsyn/Tyresta naturreservat med skogsbruk tillsynsbegäran.docx
@@ -12,7 +12,7 @@
     </w:p>
     <w:p>
       <w:r>
-        <w:t>Denna tillsynsbegäran behandlar höga naturvärden i avverkningsanmälan Tyresta naturreservat med skogsbruk i Haninge kommun som inkom 2026-08-16 och omfattar 237,7 ha.</w:t>
+        <w:t>Denna tillsynsbegäran behandlar höga naturvärden i avverkningsanmälan Tyresta naturreservat med skogsbruk i Haninge kommun som inkom 2026-08-17 och omfattar 237,7 ha.</w:t>
       </w:r>
     </w:p>
     <w:p>
@@ -2742,7 +2742,7 @@
     <w:r>
       <w:tab/>
       <w:tab/>
-      <w:t>2026-08-16</w:t>
+      <w:t>2026-08-17</w:t>
       <w:br/>
       <w:br/>
     </w:r>

--- a/tillsyn/Tyresta naturreservat med skogsbruk tillsynsbegäran.docx
+++ b/tillsyn/Tyresta naturreservat med skogsbruk tillsynsbegäran.docx
@@ -12,7 +12,7 @@
     </w:p>
     <w:p>
       <w:r>
-        <w:t>Denna tillsynsbegäran behandlar höga naturvärden i avverkningsanmälan Tyresta naturreservat med skogsbruk i Haninge kommun som inkom 2026-08-17 och omfattar 237,7 ha.</w:t>
+        <w:t>Denna tillsynsbegäran behandlar höga naturvärden i avverkningsanmälan Tyresta naturreservat med skogsbruk i Haninge kommun som inkom 2026-08-18 och omfattar 237,7 ha.</w:t>
       </w:r>
     </w:p>
     <w:p>
@@ -22,7 +22,7 @@
       <w:r>
         <w:drawing>
           <wp:inline xmlns:a="http://schemas.openxmlformats.org/drawingml/2006/main" xmlns:pic="http://schemas.openxmlformats.org/drawingml/2006/picture">
-            <wp:extent cx="5486400" cy="4576255"/>
+            <wp:extent cx="5486400" cy="4572424"/>
             <wp:docPr id="1" name="Picture 1"/>
             <wp:cNvGraphicFramePr>
               <a:graphicFrameLocks noChangeAspect="1"/>
@@ -43,7 +43,7 @@
                   <pic:spPr>
                     <a:xfrm>
                       <a:off x="0" y="0"/>
-                      <a:ext cx="5486400" cy="4576255"/>
+                      <a:ext cx="5486400" cy="4572424"/>
                     </a:xfrm>
                     <a:prstGeom prst="rect"/>
                   </pic:spPr>
@@ -2742,7 +2742,7 @@
     <w:r>
       <w:tab/>
       <w:tab/>
-      <w:t>2026-08-17</w:t>
+      <w:t>2026-08-18</w:t>
       <w:br/>
       <w:br/>
     </w:r>

--- a/tillsyn/Tyresta naturreservat med skogsbruk tillsynsbegäran.docx
+++ b/tillsyn/Tyresta naturreservat med skogsbruk tillsynsbegäran.docx
@@ -12,7 +12,7 @@
     </w:p>
     <w:p>
       <w:r>
-        <w:t>Denna tillsynsbegäran behandlar höga naturvärden i avverkningsanmälan Tyresta naturreservat med skogsbruk i Haninge kommun som inkom 2026-08-18 och omfattar 237,7 ha.</w:t>
+        <w:t>Denna tillsynsbegäran behandlar höga naturvärden i avverkningsanmälan Tyresta naturreservat med skogsbruk i Haninge kommun som inkom 2026-08-19 och omfattar 237,7 ha.</w:t>
       </w:r>
     </w:p>
     <w:p>
@@ -22,7 +22,7 @@
       <w:r>
         <w:drawing>
           <wp:inline xmlns:a="http://schemas.openxmlformats.org/drawingml/2006/main" xmlns:pic="http://schemas.openxmlformats.org/drawingml/2006/picture">
-            <wp:extent cx="5486400" cy="4572424"/>
+            <wp:extent cx="5486400" cy="4572000"/>
             <wp:docPr id="1" name="Picture 1"/>
             <wp:cNvGraphicFramePr>
               <a:graphicFrameLocks noChangeAspect="1"/>
@@ -43,7 +43,7 @@
                   <pic:spPr>
                     <a:xfrm>
                       <a:off x="0" y="0"/>
-                      <a:ext cx="5486400" cy="4572424"/>
+                      <a:ext cx="5486400" cy="4572000"/>
                     </a:xfrm>
                     <a:prstGeom prst="rect"/>
                   </pic:spPr>
@@ -65,7 +65,7 @@
     </w:p>
     <w:p>
       <w:r>
-        <w:t>I och inom 25 meter från avverkningsanmälan finns fynd av 70 naturvårdsarter, varav 37 är rödlistade, 26 är fridlysta, 36 är typiska (T) och 15 är signalarter (S): brandnäva (EN), koppartaggsvamp (EN), garnlav (VU, T), goliatmusseron (VU, T), grangråticka (VU, T), hasselsnok (VU, §4a), jättemusseron (VU), knärot (VU, T, §8), lakritsmusseron (VU, T), mindre bastardsvärmare (VU), rotfingersvamp (VU), skrovlig taggsvamp (VU), blå taggsvamp (NT, T), dofttaggsvamp (NT, T), dropptaggsvamp (NT, T), fjällig taggsvamp s.str. (NT), fyrflikig jordstjärna (NT, T), grantaggsvamp (NT), jungfrulin (NT), järnsparv (NT, §4), mindre hackspett (NT, T, §4), motaggsvamp (NT, T), orange taggsvamp (NT, T), reliktbock (NT, T), skogshare (NT), svartvit taggsvamp (NT), svedjenäva (NT, T), sårläka (NT, T), tallkötticka (NT), tallticka (NT, T), talltita (NT, §4), tjockfotad fingersvamp (NT), ullticka (NT, T), vedskivlav (NT, T), vedtrappmossa (NT, T), vintertagging (NT), älg (NT), blodticka (S, T), blomkålssvamp (S), brandticka (S), grovticka (S, T), grön sköldmossa (S, T, §8), grönpyrola (S, T), kambräken (S, T), kamjordstjärna (S), korallrot (S, T, §8), mindre märgborre (S, T), plattlummer (S, T, §9), rödgul trumpetsvamp (S), spindelblomster (S, T, §8), vedticka (S, T), vätteros (S, T), linnea (T), mattlummer (T, §9), nattskärra (T, §4), spillkråka (T, §4), tjäder (T, §4), tofsmes (T, §4), havsörn (§4), kungsfågel (§4), trädlärka (§4), huggorm (§6), kopparödla (§6), mindre vattensalamander (§6), vanlig groda (§6), vanlig padda (§6), vanlig snok (§6), fläcknycklar (§8), lopplummer (aggregat) (§9) och revlummer (§9). Se Figur 1.</w:t>
+        <w:t>I och inom 25 meter från avverkningsanmälan finns fynd av 71 naturvårdsarter, varav 37 är rödlistade, 26 är fridlysta, 36 är typiska (T) och 16 är signalarter (S): brandnäva (EN), koppartaggsvamp (EN), garnlav (VU, T), goliatmusseron (VU, T), grangråticka (VU, T), hasselsnok (VU, §4a), jättemusseron (VU), knärot (VU, T, §8), lakritsmusseron (VU, T), mindre bastardsvärmare (VU), rotfingersvamp (VU), skrovlig taggsvamp (VU), blå taggsvamp (NT, T), dofttaggsvamp (NT, T), dropptaggsvamp (NT, T), fjällig taggsvamp s.str. (NT), fyrflikig jordstjärna (NT, T), grantaggsvamp (NT), jungfrulin (NT), järnsparv (NT, §4), mindre hackspett (NT, T, §4), motaggsvamp (NT, T), orange taggsvamp (NT, T), reliktbock (NT, T), skogshare (NT), svartvit taggsvamp (NT), svedjenäva (NT, T), sårläka (NT, T), tallkötticka (NT), tallticka (NT, T), talltita (NT, §4), tjockfotad fingersvamp (NT), ullticka (NT, T), vedskivlav (NT, T), vedtrappmossa (NT, T), vintertagging (NT), älg (NT), blodticka (S, T), blomkålssvamp (S), brandticka (S), grovticka (S, T), grön sköldmossa (S, T, §8), grönpyrola (S, T), kambräken (S, T), kamjordstjärna (S), korallrot (S, T, §8), mindre märgborre (S, T), plattlummer (S, T, §9), rödgul trumpetsvamp (S), spindelblomster (S, T, §8), vedticka (S, T), vätteros (S, T), zontaggsvamp (S), linnea (T), mattlummer (T, §9), nattskärra (T, §4), spillkråka (T, §4), tjäder (T, §4), tofsmes (T, §4), havsörn (§4), kungsfågel (§4), trädlärka (§4), huggorm (§6), kopparödla (§6), mindre vattensalamander (§6), vanlig groda (§6), vanlig padda (§6), vanlig snok (§6), fläcknycklar (§8), lopplummer (aggregat) (§9) och revlummer (§9). Se Figur 1.</w:t>
       </w:r>
     </w:p>
     <w:p>
@@ -2742,7 +2742,7 @@
     <w:r>
       <w:tab/>
       <w:tab/>
-      <w:t>2026-08-18</w:t>
+      <w:t>2026-08-19</w:t>
       <w:br/>
       <w:br/>
     </w:r>

--- a/tillsyn/Tyresta naturreservat med skogsbruk tillsynsbegäran.docx
+++ b/tillsyn/Tyresta naturreservat med skogsbruk tillsynsbegäran.docx
@@ -12,7 +12,7 @@
     </w:p>
     <w:p>
       <w:r>
-        <w:t>Denna tillsynsbegäran behandlar höga naturvärden i avverkningsanmälan Tyresta naturreservat med skogsbruk i Haninge kommun som inkom 2026-08-19 och omfattar 237,7 ha.</w:t>
+        <w:t>Denna tillsynsbegäran behandlar höga naturvärden i avverkningsanmälan Tyresta naturreservat med skogsbruk i Haninge kommun som inkom 2026-08-20 och omfattar 237,7 ha.</w:t>
       </w:r>
     </w:p>
     <w:p>
@@ -2742,7 +2742,7 @@
     <w:r>
       <w:tab/>
       <w:tab/>
-      <w:t>2026-08-19</w:t>
+      <w:t>2026-08-20</w:t>
       <w:br/>
       <w:br/>
     </w:r>

--- a/tillsyn/Tyresta naturreservat med skogsbruk tillsynsbegäran.docx
+++ b/tillsyn/Tyresta naturreservat med skogsbruk tillsynsbegäran.docx
@@ -12,7 +12,7 @@
     </w:p>
     <w:p>
       <w:r>
-        <w:t>Denna tillsynsbegäran behandlar höga naturvärden i avverkningsanmälan Tyresta naturreservat med skogsbruk i Haninge kommun som inkom 2026-08-20 och omfattar 237,7 ha.</w:t>
+        <w:t>Denna tillsynsbegäran behandlar höga naturvärden i avverkningsanmälan Tyresta naturreservat med skogsbruk i Haninge kommun som inkom 2026-08-21 och omfattar 237,7 ha.</w:t>
       </w:r>
     </w:p>
     <w:p>
@@ -2742,7 +2742,7 @@
     <w:r>
       <w:tab/>
       <w:tab/>
-      <w:t>2026-08-20</w:t>
+      <w:t>2026-08-21</w:t>
       <w:br/>
       <w:br/>
     </w:r>

--- a/tillsyn/Tyresta naturreservat med skogsbruk tillsynsbegäran.docx
+++ b/tillsyn/Tyresta naturreservat med skogsbruk tillsynsbegäran.docx
@@ -12,7 +12,7 @@
     </w:p>
     <w:p>
       <w:r>
-        <w:t>Denna tillsynsbegäran behandlar höga naturvärden i avverkningsanmälan Tyresta naturreservat med skogsbruk i Haninge kommun som inkom 2026-08-21 och omfattar 237,7 ha.</w:t>
+        <w:t>Denna tillsynsbegäran behandlar höga naturvärden i avverkningsanmälan Tyresta naturreservat med skogsbruk i Haninge kommun som inkom 2026-08-22 och omfattar 237,7 ha.</w:t>
       </w:r>
     </w:p>
     <w:p>
@@ -22,7 +22,7 @@
       <w:r>
         <w:drawing>
           <wp:inline xmlns:a="http://schemas.openxmlformats.org/drawingml/2006/main" xmlns:pic="http://schemas.openxmlformats.org/drawingml/2006/picture">
-            <wp:extent cx="5486400" cy="4572000"/>
+            <wp:extent cx="5486400" cy="4567140"/>
             <wp:docPr id="1" name="Picture 1"/>
             <wp:cNvGraphicFramePr>
               <a:graphicFrameLocks noChangeAspect="1"/>
@@ -43,7 +43,7 @@
                   <pic:spPr>
                     <a:xfrm>
                       <a:off x="0" y="0"/>
-                      <a:ext cx="5486400" cy="4572000"/>
+                      <a:ext cx="5486400" cy="4567140"/>
                     </a:xfrm>
                     <a:prstGeom prst="rect"/>
                   </pic:spPr>
@@ -2742,7 +2742,7 @@
     <w:r>
       <w:tab/>
       <w:tab/>
-      <w:t>2026-08-21</w:t>
+      <w:t>2026-08-22</w:t>
       <w:br/>
       <w:br/>
     </w:r>

--- a/tillsyn/Tyresta naturreservat med skogsbruk tillsynsbegäran.docx
+++ b/tillsyn/Tyresta naturreservat med skogsbruk tillsynsbegäran.docx
@@ -12,7 +12,7 @@
     </w:p>
     <w:p>
       <w:r>
-        <w:t>Denna tillsynsbegäran behandlar höga naturvärden i avverkningsanmälan Tyresta naturreservat med skogsbruk i Haninge kommun som inkom 2026-08-22 och omfattar 237,7 ha.</w:t>
+        <w:t>Denna tillsynsbegäran behandlar höga naturvärden i avverkningsanmälan Tyresta naturreservat med skogsbruk i Haninge kommun som inkom 2026-08-23 och omfattar 237,7 ha.</w:t>
       </w:r>
     </w:p>
     <w:p>
@@ -2742,7 +2742,7 @@
     <w:r>
       <w:tab/>
       <w:tab/>
-      <w:t>2026-08-22</w:t>
+      <w:t>2026-08-23</w:t>
       <w:br/>
       <w:br/>
     </w:r>

--- a/tillsyn/Tyresta naturreservat med skogsbruk tillsynsbegäran.docx
+++ b/tillsyn/Tyresta naturreservat med skogsbruk tillsynsbegäran.docx
@@ -12,7 +12,7 @@
     </w:p>
     <w:p>
       <w:r>
-        <w:t>Denna tillsynsbegäran behandlar höga naturvärden i avverkningsanmälan Tyresta naturreservat med skogsbruk i Haninge kommun som inkom 2026-08-23 och omfattar 237,7 ha.</w:t>
+        <w:t>Denna tillsynsbegäran behandlar höga naturvärden i avverkningsanmälan Tyresta naturreservat med skogsbruk i Haninge kommun som inkom 2026-08-24 och omfattar 237,7 ha.</w:t>
       </w:r>
     </w:p>
     <w:p>
@@ -2742,7 +2742,7 @@
     <w:r>
       <w:tab/>
       <w:tab/>
-      <w:t>2026-08-23</w:t>
+      <w:t>2026-08-24</w:t>
       <w:br/>
       <w:br/>
     </w:r>

--- a/tillsyn/Tyresta naturreservat med skogsbruk tillsynsbegäran.docx
+++ b/tillsyn/Tyresta naturreservat med skogsbruk tillsynsbegäran.docx
@@ -12,7 +12,7 @@
     </w:p>
     <w:p>
       <w:r>
-        <w:t>Denna tillsynsbegäran behandlar höga naturvärden i avverkningsanmälan Tyresta naturreservat med skogsbruk i Haninge kommun som inkom 2026-08-24 och omfattar 237,7 ha.</w:t>
+        <w:t>Denna tillsynsbegäran behandlar höga naturvärden i avverkningsanmälan Tyresta naturreservat med skogsbruk i Haninge kommun som inkom 2026-08-25 och omfattar 237,7 ha.</w:t>
       </w:r>
     </w:p>
     <w:p>
@@ -2742,7 +2742,7 @@
     <w:r>
       <w:tab/>
       <w:tab/>
-      <w:t>2026-08-24</w:t>
+      <w:t>2026-08-25</w:t>
       <w:br/>
       <w:br/>
     </w:r>

--- a/tillsyn/Tyresta naturreservat med skogsbruk tillsynsbegäran.docx
+++ b/tillsyn/Tyresta naturreservat med skogsbruk tillsynsbegäran.docx
@@ -12,7 +12,7 @@
     </w:p>
     <w:p>
       <w:r>
-        <w:t>Denna tillsynsbegäran behandlar höga naturvärden i avverkningsanmälan Tyresta naturreservat med skogsbruk i Haninge kommun som inkom 2026-08-25 och omfattar 237,7 ha.</w:t>
+        <w:t>Denna tillsynsbegäran behandlar höga naturvärden i avverkningsanmälan Tyresta naturreservat med skogsbruk i Haninge kommun som inkom 2026-08-26 och omfattar 237,7 ha.</w:t>
       </w:r>
     </w:p>
     <w:p>
@@ -2742,7 +2742,7 @@
     <w:r>
       <w:tab/>
       <w:tab/>
-      <w:t>2026-08-25</w:t>
+      <w:t>2026-08-26</w:t>
       <w:br/>
       <w:br/>
     </w:r>

--- a/tillsyn/Tyresta naturreservat med skogsbruk tillsynsbegäran.docx
+++ b/tillsyn/Tyresta naturreservat med skogsbruk tillsynsbegäran.docx
@@ -12,7 +12,7 @@
     </w:p>
     <w:p>
       <w:r>
-        <w:t>Denna tillsynsbegäran behandlar höga naturvärden i avverkningsanmälan Tyresta naturreservat med skogsbruk i Haninge kommun som inkom 2026-08-26 och omfattar 237,7 ha.</w:t>
+        <w:t>Denna tillsynsbegäran behandlar höga naturvärden i avverkningsanmälan Tyresta naturreservat med skogsbruk i Haninge kommun som inkom 2026-08-27 och omfattar 237,7 ha.</w:t>
       </w:r>
     </w:p>
     <w:p>
@@ -2742,7 +2742,7 @@
     <w:r>
       <w:tab/>
       <w:tab/>
-      <w:t>2026-08-26</w:t>
+      <w:t>2026-08-27</w:t>
       <w:br/>
       <w:br/>
     </w:r>

--- a/tillsyn/Tyresta naturreservat med skogsbruk tillsynsbegäran.docx
+++ b/tillsyn/Tyresta naturreservat med skogsbruk tillsynsbegäran.docx
@@ -12,7 +12,7 @@
     </w:p>
     <w:p>
       <w:r>
-        <w:t>Denna tillsynsbegäran behandlar höga naturvärden i avverkningsanmälan Tyresta naturreservat med skogsbruk i Haninge kommun som inkom 2026-08-27 och omfattar 237,7 ha.</w:t>
+        <w:t>Denna tillsynsbegäran behandlar höga naturvärden i avverkningsanmälan Tyresta naturreservat med skogsbruk i Haninge kommun som inkom 2026-08-28 och omfattar 237,7 ha.</w:t>
       </w:r>
     </w:p>
     <w:p>
@@ -2742,7 +2742,7 @@
     <w:r>
       <w:tab/>
       <w:tab/>
-      <w:t>2026-08-27</w:t>
+      <w:t>2026-08-28</w:t>
       <w:br/>
       <w:br/>
     </w:r>

--- a/tillsyn/Tyresta naturreservat med skogsbruk tillsynsbegäran.docx
+++ b/tillsyn/Tyresta naturreservat med skogsbruk tillsynsbegäran.docx
@@ -12,7 +12,7 @@
     </w:p>
     <w:p>
       <w:r>
-        <w:t>Denna tillsynsbegäran behandlar höga naturvärden i avverkningsanmälan Tyresta naturreservat med skogsbruk i Haninge kommun som inkom 2026-08-28 och omfattar 237,7 ha.</w:t>
+        <w:t>Denna tillsynsbegäran behandlar höga naturvärden i avverkningsanmälan Tyresta naturreservat med skogsbruk i Haninge kommun som inkom 2026-08-29 och omfattar 237,7 ha.</w:t>
       </w:r>
     </w:p>
     <w:p>
@@ -2742,7 +2742,7 @@
     <w:r>
       <w:tab/>
       <w:tab/>
-      <w:t>2026-08-28</w:t>
+      <w:t>2026-08-29</w:t>
       <w:br/>
       <w:br/>
     </w:r>

--- a/tillsyn/Tyresta naturreservat med skogsbruk tillsynsbegäran.docx
+++ b/tillsyn/Tyresta naturreservat med skogsbruk tillsynsbegäran.docx
@@ -12,7 +12,7 @@
     </w:p>
     <w:p>
       <w:r>
-        <w:t>Denna tillsynsbegäran behandlar höga naturvärden i avverkningsanmälan Tyresta naturreservat med skogsbruk i Haninge kommun som inkom 2026-08-29 och omfattar 237,7 ha.</w:t>
+        <w:t>Denna tillsynsbegäran behandlar höga naturvärden i avverkningsanmälan Tyresta naturreservat med skogsbruk i Haninge kommun som inkom 2026-08-31 och omfattar 237,7 ha.</w:t>
       </w:r>
     </w:p>
     <w:p>
@@ -2742,7 +2742,7 @@
     <w:r>
       <w:tab/>
       <w:tab/>
-      <w:t>2026-08-29</w:t>
+      <w:t>2026-08-31</w:t>
       <w:br/>
       <w:br/>
     </w:r>

--- a/tillsyn/Tyresta naturreservat med skogsbruk tillsynsbegäran.docx
+++ b/tillsyn/Tyresta naturreservat med skogsbruk tillsynsbegäran.docx
@@ -12,7 +12,7 @@
     </w:p>
     <w:p>
       <w:r>
-        <w:t>Denna tillsynsbegäran behandlar höga naturvärden i avverkningsanmälan Tyresta naturreservat med skogsbruk i Haninge kommun som inkom 2026-08-31 och omfattar 237,7 ha.</w:t>
+        <w:t>Denna tillsynsbegäran behandlar höga naturvärden i avverkningsanmälan Tyresta naturreservat med skogsbruk i Haninge kommun som inkom 2026-09-01 och omfattar 237,7 ha.</w:t>
       </w:r>
     </w:p>
     <w:p>
@@ -2742,7 +2742,7 @@
     <w:r>
       <w:tab/>
       <w:tab/>
-      <w:t>2026-08-31</w:t>
+      <w:t>2026-09-01</w:t>
       <w:br/>
       <w:br/>
     </w:r>

--- a/tillsyn/Tyresta naturreservat med skogsbruk tillsynsbegäran.docx
+++ b/tillsyn/Tyresta naturreservat med skogsbruk tillsynsbegäran.docx
@@ -12,7 +12,7 @@
     </w:p>
     <w:p>
       <w:r>
-        <w:t>Denna tillsynsbegäran behandlar höga naturvärden i avverkningsanmälan Tyresta naturreservat med skogsbruk i Haninge kommun som inkom 2026-09-01 och omfattar 237,7 ha.</w:t>
+        <w:t>Denna tillsynsbegäran behandlar höga naturvärden i avverkningsanmälan Tyresta naturreservat med skogsbruk i Haninge kommun som inkom 2026-09-02 och omfattar 237,7 ha.</w:t>
       </w:r>
     </w:p>
     <w:p>
@@ -2742,7 +2742,7 @@
     <w:r>
       <w:tab/>
       <w:tab/>
-      <w:t>2026-09-01</w:t>
+      <w:t>2026-09-02</w:t>
       <w:br/>
       <w:br/>
     </w:r>

--- a/tillsyn/Tyresta naturreservat med skogsbruk tillsynsbegäran.docx
+++ b/tillsyn/Tyresta naturreservat med skogsbruk tillsynsbegäran.docx
@@ -12,7 +12,7 @@
     </w:p>
     <w:p>
       <w:r>
-        <w:t>Denna tillsynsbegäran behandlar höga naturvärden i avverkningsanmälan Tyresta naturreservat med skogsbruk i Haninge kommun som inkom 2026-09-02 och omfattar 237,7 ha.</w:t>
+        <w:t>Denna tillsynsbegäran behandlar höga naturvärden i avverkningsanmälan Tyresta naturreservat med skogsbruk i Haninge kommun som inkom 2026-09-03 och omfattar 237,7 ha.</w:t>
       </w:r>
     </w:p>
     <w:p>
@@ -2742,7 +2742,7 @@
     <w:r>
       <w:tab/>
       <w:tab/>
-      <w:t>2026-09-02</w:t>
+      <w:t>2026-09-03</w:t>
       <w:br/>
       <w:br/>
     </w:r>

--- a/tillsyn/Tyresta naturreservat med skogsbruk tillsynsbegäran.docx
+++ b/tillsyn/Tyresta naturreservat med skogsbruk tillsynsbegäran.docx
@@ -12,7 +12,7 @@
     </w:p>
     <w:p>
       <w:r>
-        <w:t>Denna tillsynsbegäran behandlar höga naturvärden i avverkningsanmälan Tyresta naturreservat med skogsbruk i Haninge kommun som inkom 2026-09-03 och omfattar 237,7 ha.</w:t>
+        <w:t>Denna tillsynsbegäran behandlar höga naturvärden i avverkningsanmälan Tyresta naturreservat med skogsbruk i Haninge kommun som inkom 2026-09-04 och omfattar 237,7 ha.</w:t>
       </w:r>
     </w:p>
     <w:p>
@@ -2742,7 +2742,7 @@
     <w:r>
       <w:tab/>
       <w:tab/>
-      <w:t>2026-09-03</w:t>
+      <w:t>2026-09-04</w:t>
       <w:br/>
       <w:br/>
     </w:r>

--- a/tillsyn/Tyresta naturreservat med skogsbruk tillsynsbegäran.docx
+++ b/tillsyn/Tyresta naturreservat med skogsbruk tillsynsbegäran.docx
@@ -12,7 +12,7 @@
     </w:p>
     <w:p>
       <w:r>
-        <w:t>Denna tillsynsbegäran behandlar höga naturvärden i avverkningsanmälan Tyresta naturreservat med skogsbruk i Haninge kommun som inkom 2026-09-04 och omfattar 237,7 ha.</w:t>
+        <w:t>Denna tillsynsbegäran behandlar höga naturvärden i avverkningsanmälan Tyresta naturreservat med skogsbruk i Haninge kommun som inkom 2026-09-05 och omfattar 237,7 ha.</w:t>
       </w:r>
     </w:p>
     <w:p>
@@ -2742,7 +2742,7 @@
     <w:r>
       <w:tab/>
       <w:tab/>
-      <w:t>2026-09-04</w:t>
+      <w:t>2026-09-05</w:t>
       <w:br/>
       <w:br/>
     </w:r>

--- a/tillsyn/Tyresta naturreservat med skogsbruk tillsynsbegäran.docx
+++ b/tillsyn/Tyresta naturreservat med skogsbruk tillsynsbegäran.docx
@@ -12,7 +12,7 @@
     </w:p>
     <w:p>
       <w:r>
-        <w:t>Denna tillsynsbegäran behandlar höga naturvärden i avverkningsanmälan Tyresta naturreservat med skogsbruk i Haninge kommun som inkom 2026-09-05 och omfattar 237,7 ha.</w:t>
+        <w:t>Denna tillsynsbegäran behandlar höga naturvärden i avverkningsanmälan Tyresta naturreservat med skogsbruk i Haninge kommun som inkom 2026-09-06 och omfattar 237,7 ha.</w:t>
       </w:r>
     </w:p>
     <w:p>
@@ -2742,7 +2742,7 @@
     <w:r>
       <w:tab/>
       <w:tab/>
-      <w:t>2026-09-05</w:t>
+      <w:t>2026-09-06</w:t>
       <w:br/>
       <w:br/>
     </w:r>

--- a/tillsyn/Tyresta naturreservat med skogsbruk tillsynsbegäran.docx
+++ b/tillsyn/Tyresta naturreservat med skogsbruk tillsynsbegäran.docx
@@ -12,7 +12,7 @@
     </w:p>
     <w:p>
       <w:r>
-        <w:t>Denna tillsynsbegäran behandlar höga naturvärden i avverkningsanmälan Tyresta naturreservat med skogsbruk i Haninge kommun som inkom 2026-09-06 och omfattar 237,7 ha.</w:t>
+        <w:t>Denna tillsynsbegäran behandlar höga naturvärden i avverkningsanmälan Tyresta naturreservat med skogsbruk i Haninge kommun som inkom 2026-09-07 och omfattar 237,7 ha.</w:t>
       </w:r>
     </w:p>
     <w:p>
@@ -2742,7 +2742,7 @@
     <w:r>
       <w:tab/>
       <w:tab/>
-      <w:t>2026-09-06</w:t>
+      <w:t>2026-09-07</w:t>
       <w:br/>
       <w:br/>
     </w:r>
